--- a/Coding 1 - year/Unit 5 - Functions and Modularity/Daily Lesson Plans/Word/Day 118.docx
+++ b/Coding 1 - year/Unit 5 - Functions and Modularity/Daily Lesson Plans/Word/Day 118.docx
@@ -50,12 +50,15 @@
               </w:rPr>
               <w:t xml:space="preserve">Coding I — Full Year</w:t>
             </w:r>
-          </w:p>
-          <w:p>
-            <w:pPr>
-              <w:spacing w:before="40"/>
-              <w:jc w:val="center"/>
-            </w:pPr>
+            <w:r>
+              <w:rPr>
+                <w:rFonts w:ascii="Arial" w:cs="Arial" w:eastAsia="Arial" w:hAnsi="Arial"/>
+                <w:sz w:val="16"/>
+                <w:szCs w:val="16"/>
+              </w:rPr>
+              <w:br/>
+              <w:t xml:space="preserve"/>
+            </w:r>
             <w:r>
               <w:rPr>
                 <w:rFonts w:ascii="Arial" w:cs="Arial" w:eastAsia="Arial" w:hAnsi="Arial"/>
@@ -83,7 +86,7 @@
           <w:rFonts w:ascii="Arial" w:cs="Arial" w:eastAsia="Arial" w:hAnsi="Arial"/>
           <w:b/>
           <w:bCs/>
-          <w:color w:val="1F3864"/>
+          <w:color w:val="2B5797"/>
           <w:sz w:val="32"/>
           <w:szCs w:val="32"/>
         </w:rPr>
@@ -261,9 +264,9 @@
               <w:right w:val="single" w:color="CCCCCC" w:sz="1"/>
             </w:tcBorders>
             <w:tcMar>
-              <w:top w:type="dxa" w:w="60"/>
+              <w:top w:type="dxa" w:w="80"/>
               <w:left w:type="dxa" w:w="120"/>
-              <w:bottom w:type="dxa" w:w="60"/>
+              <w:bottom w:type="dxa" w:w="80"/>
               <w:right w:type="dxa" w:w="120"/>
             </w:tcMar>
           </w:tcPr>
@@ -290,20 +293,213 @@
               <w:right w:val="single" w:color="CCCCCC" w:sz="1"/>
             </w:tcBorders>
             <w:tcMar>
-              <w:top w:type="dxa" w:w="60"/>
+              <w:top w:type="dxa" w:w="80"/>
               <w:left w:type="dxa" w:w="120"/>
-              <w:bottom w:type="dxa" w:w="60"/>
+              <w:bottom w:type="dxa" w:w="80"/>
               <w:right w:type="dxa" w:w="120"/>
             </w:tcMar>
           </w:tcPr>
           <w:p>
-            <w:r>
-              <w:rPr>
-                <w:rFonts w:ascii="Arial" w:cs="Arial" w:eastAsia="Arial" w:hAnsi="Arial"/>
-                <w:sz w:val="20"/>
-                <w:szCs w:val="20"/>
+            <w:pPr>
+              <w:spacing w:after="80" w:before="80"/>
+            </w:pPr>
+            <w:r>
+              <w:rPr>
+                <w:rFonts w:ascii="Arial" w:cs="Arial" w:eastAsia="Arial" w:hAnsi="Arial"/>
+                <w:b/>
+                <w:bCs/>
+                <w:i w:val="false"/>
+                <w:iCs w:val="false"/>
+                <w:color w:val="000000"/>
+                <w:sz w:val="22"/>
+                <w:szCs w:val="22"/>
               </w:rPr>
               <w:t xml:space="preserve">Bell Ringer / Review</w:t>
+            </w:r>
+            <w:r>
+              <w:rPr>
+                <w:rFonts w:ascii="Arial" w:cs="Arial" w:eastAsia="Arial" w:hAnsi="Arial"/>
+                <w:sz w:val="20"/>
+                <w:szCs w:val="20"/>
+              </w:rPr>
+              <w:br/>
+              <w:t xml:space="preserve"/>
+            </w:r>
+            <w:r>
+              <w:rPr>
+                <w:rFonts w:ascii="Arial" w:cs="Arial" w:eastAsia="Arial" w:hAnsi="Arial"/>
+                <w:sz w:val="20"/>
+                <w:szCs w:val="20"/>
+              </w:rPr>
+              <w:br/>
+              <w:t xml:space="preserve"/>
+            </w:r>
+            <w:r>
+              <w:rPr>
+                <w:rFonts w:ascii="Arial" w:cs="Arial" w:eastAsia="Arial" w:hAnsi="Arial"/>
+                <w:b/>
+                <w:bCs/>
+                <w:i w:val="false"/>
+                <w:iCs w:val="false"/>
+                <w:color w:val="000000"/>
+                <w:sz w:val="20"/>
+                <w:szCs w:val="20"/>
+              </w:rPr>
+              <w:t xml:space="preserve">Quick Write </w:t>
+            </w:r>
+            <w:r>
+              <w:rPr>
+                <w:rFonts w:ascii="Arial" w:cs="Arial" w:eastAsia="Arial" w:hAnsi="Arial"/>
+                <w:b w:val="false"/>
+                <w:bCs w:val="false"/>
+                <w:i w:val="false"/>
+                <w:iCs w:val="false"/>
+                <w:color w:val="000000"/>
+                <w:sz w:val="20"/>
+                <w:szCs w:val="20"/>
+              </w:rPr>
+              <w:t xml:space="preserve">(3 min — written or verbal):</w:t>
+            </w:r>
+            <w:r>
+              <w:rPr>
+                <w:rFonts w:ascii="Arial" w:cs="Arial" w:eastAsia="Arial" w:hAnsi="Arial"/>
+                <w:sz w:val="20"/>
+                <w:szCs w:val="20"/>
+              </w:rPr>
+              <w:br/>
+              <w:t xml:space="preserve"/>
+            </w:r>
+            <w:r>
+              <w:rPr>
+                <w:rFonts w:ascii="Arial" w:cs="Arial" w:eastAsia="Arial" w:hAnsi="Arial"/>
+                <w:b w:val="false"/>
+                <w:bCs w:val="false"/>
+                <w:i w:val="false"/>
+                <w:iCs w:val="false"/>
+                <w:color w:val="000000"/>
+                <w:sz w:val="20"/>
+                <w:szCs w:val="20"/>
+              </w:rPr>
+              <w:t xml:space="preserve">    What do you already know about how to apply and explain advanced concepts: variable scope, function composition, and modular design patterns?</w:t>
+            </w:r>
+            <w:r>
+              <w:rPr>
+                <w:rFonts w:ascii="Arial" w:cs="Arial" w:eastAsia="Arial" w:hAnsi="Arial"/>
+                <w:sz w:val="20"/>
+                <w:szCs w:val="20"/>
+              </w:rPr>
+              <w:br/>
+              <w:t xml:space="preserve"/>
+            </w:r>
+            <w:r>
+              <w:rPr>
+                <w:rFonts w:ascii="Arial" w:cs="Arial" w:eastAsia="Arial" w:hAnsi="Arial"/>
+                <w:sz w:val="20"/>
+                <w:szCs w:val="20"/>
+              </w:rPr>
+              <w:br/>
+              <w:t xml:space="preserve"/>
+            </w:r>
+            <w:r>
+              <w:rPr>
+                <w:rFonts w:ascii="Arial" w:cs="Arial" w:eastAsia="Arial" w:hAnsi="Arial"/>
+                <w:b/>
+                <w:bCs/>
+                <w:i w:val="false"/>
+                <w:iCs w:val="false"/>
+                <w:color w:val="000000"/>
+                <w:sz w:val="20"/>
+                <w:szCs w:val="20"/>
+              </w:rPr>
+              <w:t xml:space="preserve">Vocabulary Preview — </w:t>
+            </w:r>
+            <w:r>
+              <w:rPr>
+                <w:rFonts w:ascii="Arial" w:cs="Arial" w:eastAsia="Arial" w:hAnsi="Arial"/>
+                <w:b w:val="false"/>
+                <w:bCs w:val="false"/>
+                <w:i w:val="false"/>
+                <w:iCs w:val="false"/>
+                <w:color w:val="000000"/>
+                <w:sz w:val="20"/>
+                <w:szCs w:val="20"/>
+              </w:rPr>
+              <w:t xml:space="preserve">terms we'll use today:</w:t>
+            </w:r>
+            <w:r>
+              <w:rPr>
+                <w:rFonts w:ascii="Arial" w:cs="Arial" w:eastAsia="Arial" w:hAnsi="Arial"/>
+                <w:sz w:val="20"/>
+                <w:szCs w:val="20"/>
+              </w:rPr>
+              <w:br/>
+              <w:t xml:space="preserve"/>
+            </w:r>
+            <w:r>
+              <w:rPr>
+                <w:rFonts w:ascii="Arial" w:cs="Arial" w:eastAsia="Arial" w:hAnsi="Arial"/>
+                <w:b w:val="false"/>
+                <w:bCs w:val="false"/>
+                <w:i w:val="false"/>
+                <w:iCs w:val="false"/>
+                <w:color w:val="000000"/>
+                <w:sz w:val="20"/>
+                <w:szCs w:val="20"/>
+              </w:rPr>
+              <w:t xml:space="preserve">    • Local variables   •   Global variables   •   Key rule</w:t>
+            </w:r>
+            <w:r>
+              <w:rPr>
+                <w:rFonts w:ascii="Arial" w:cs="Arial" w:eastAsia="Arial" w:hAnsi="Arial"/>
+                <w:sz w:val="20"/>
+                <w:szCs w:val="20"/>
+              </w:rPr>
+              <w:br/>
+              <w:t xml:space="preserve"/>
+            </w:r>
+            <w:r>
+              <w:rPr>
+                <w:rFonts w:ascii="Arial" w:cs="Arial" w:eastAsia="Arial" w:hAnsi="Arial"/>
+                <w:sz w:val="20"/>
+                <w:szCs w:val="20"/>
+              </w:rPr>
+              <w:br/>
+              <w:t xml:space="preserve"/>
+            </w:r>
+            <w:r>
+              <w:rPr>
+                <w:rFonts w:ascii="Arial" w:cs="Arial" w:eastAsia="Arial" w:hAnsi="Arial"/>
+                <w:b w:val="false"/>
+                <w:bCs w:val="false"/>
+                <w:i/>
+                <w:iCs/>
+                <w:color w:val="444444"/>
+                <w:sz w:val="20"/>
+                <w:szCs w:val="20"/>
+              </w:rPr>
+              <w:t xml:space="preserve">Today's Goal: By the end of class you will be able to apply and explain advanced concepts: variable scope, function composition, and modular design patterns.</w:t>
+            </w:r>
+            <w:r>
+              <w:rPr>
+                <w:rFonts w:ascii="Arial" w:cs="Arial" w:eastAsia="Arial" w:hAnsi="Arial"/>
+                <w:sz w:val="20"/>
+                <w:szCs w:val="20"/>
+              </w:rPr>
+              <w:br/>
+              <w:t xml:space="preserve"/>
+            </w:r>
+            <w:r>
+              <w:rPr>
+                <w:rFonts w:ascii="Arial" w:cs="Arial" w:eastAsia="Arial" w:hAnsi="Arial"/>
+                <w:b w:val="false"/>
+                <w:bCs w:val="false"/>
+                <w:i/>
+                <w:iCs/>
+                <w:color w:val="555555"/>
+                <w:sz w:val="20"/>
+                <w:szCs w:val="20"/>
+              </w:rPr>
+              <w:t xml:space="preserve">→ Pair-share your response, then 2–3 students share with the class.</w:t>
             </w:r>
           </w:p>
         </w:tc>
@@ -319,9 +515,9 @@
               <w:right w:val="single" w:color="CCCCCC" w:sz="1"/>
             </w:tcBorders>
             <w:tcMar>
-              <w:top w:type="dxa" w:w="60"/>
+              <w:top w:type="dxa" w:w="80"/>
               <w:left w:type="dxa" w:w="120"/>
-              <w:bottom w:type="dxa" w:w="60"/>
+              <w:bottom w:type="dxa" w:w="80"/>
               <w:right w:type="dxa" w:w="120"/>
             </w:tcMar>
           </w:tcPr>
@@ -348,20 +544,358 @@
               <w:right w:val="single" w:color="CCCCCC" w:sz="1"/>
             </w:tcBorders>
             <w:tcMar>
-              <w:top w:type="dxa" w:w="60"/>
+              <w:top w:type="dxa" w:w="80"/>
               <w:left w:type="dxa" w:w="120"/>
-              <w:bottom w:type="dxa" w:w="60"/>
+              <w:bottom w:type="dxa" w:w="80"/>
               <w:right w:type="dxa" w:w="120"/>
             </w:tcMar>
           </w:tcPr>
           <w:p>
-            <w:r>
-              <w:rPr>
-                <w:rFonts w:ascii="Arial" w:cs="Arial" w:eastAsia="Arial" w:hAnsi="Arial"/>
-                <w:sz w:val="20"/>
-                <w:szCs w:val="20"/>
-              </w:rPr>
-              <w:t xml:space="preserve">Mini Lesson: Review — Scope, Composition, and Modular Design</w:t>
+            <w:pPr>
+              <w:spacing w:after="80" w:before="80"/>
+            </w:pPr>
+            <w:r>
+              <w:rPr>
+                <w:rFonts w:ascii="Arial" w:cs="Arial" w:eastAsia="Arial" w:hAnsi="Arial"/>
+                <w:b/>
+                <w:bCs/>
+                <w:i w:val="false"/>
+                <w:iCs w:val="false"/>
+                <w:color w:val="000000"/>
+                <w:sz w:val="22"/>
+                <w:szCs w:val="22"/>
+              </w:rPr>
+              <w:t xml:space="preserve">Mini Lesson: </w:t>
+            </w:r>
+            <w:r>
+              <w:rPr>
+                <w:rFonts w:ascii="Arial" w:cs="Arial" w:eastAsia="Arial" w:hAnsi="Arial"/>
+                <w:b w:val="false"/>
+                <w:bCs w:val="false"/>
+                <w:i w:val="false"/>
+                <w:iCs w:val="false"/>
+                <w:color w:val="000000"/>
+                <w:sz w:val="22"/>
+                <w:szCs w:val="22"/>
+              </w:rPr>
+              <w:t xml:space="preserve">Review — Scope, Composition, and Modular Design</w:t>
+            </w:r>
+            <w:r>
+              <w:rPr>
+                <w:rFonts w:ascii="Arial" w:cs="Arial" w:eastAsia="Arial" w:hAnsi="Arial"/>
+                <w:sz w:val="20"/>
+                <w:szCs w:val="20"/>
+              </w:rPr>
+              <w:br/>
+              <w:t xml:space="preserve"/>
+            </w:r>
+            <w:r>
+              <w:rPr>
+                <w:rFonts w:ascii="Arial" w:cs="Arial" w:eastAsia="Arial" w:hAnsi="Arial"/>
+                <w:sz w:val="20"/>
+                <w:szCs w:val="20"/>
+              </w:rPr>
+              <w:br/>
+              <w:t xml:space="preserve"/>
+            </w:r>
+            <w:r>
+              <w:rPr>
+                <w:rFonts w:ascii="Arial" w:cs="Arial" w:eastAsia="Arial" w:hAnsi="Arial"/>
+                <w:b/>
+                <w:bCs/>
+                <w:i/>
+                <w:iCs/>
+                <w:color w:val="000000"/>
+                <w:sz w:val="20"/>
+                <w:szCs w:val="20"/>
+              </w:rPr>
+              <w:t xml:space="preserve">Learning Target: </w:t>
+            </w:r>
+            <w:r>
+              <w:rPr>
+                <w:rFonts w:ascii="Arial" w:cs="Arial" w:eastAsia="Arial" w:hAnsi="Arial"/>
+                <w:b w:val="false"/>
+                <w:bCs w:val="false"/>
+                <w:i/>
+                <w:iCs/>
+                <w:color w:val="333333"/>
+                <w:sz w:val="20"/>
+                <w:szCs w:val="20"/>
+              </w:rPr>
+              <w:t xml:space="preserve">I can apply and explain advanced concepts: variable scope, function composition, and modular design patterns.</w:t>
+            </w:r>
+            <w:r>
+              <w:rPr>
+                <w:rFonts w:ascii="Arial" w:cs="Arial" w:eastAsia="Arial" w:hAnsi="Arial"/>
+                <w:sz w:val="20"/>
+                <w:szCs w:val="20"/>
+              </w:rPr>
+              <w:br/>
+              <w:t xml:space="preserve"/>
+            </w:r>
+            <w:r>
+              <w:rPr>
+                <w:rFonts w:ascii="Arial" w:cs="Arial" w:eastAsia="Arial" w:hAnsi="Arial"/>
+                <w:sz w:val="20"/>
+                <w:szCs w:val="20"/>
+              </w:rPr>
+              <w:br/>
+              <w:t xml:space="preserve"/>
+            </w:r>
+            <w:r>
+              <w:rPr>
+                <w:rFonts w:ascii="Arial" w:cs="Arial" w:eastAsia="Arial" w:hAnsi="Arial"/>
+                <w:b w:val="false"/>
+                <w:bCs w:val="false"/>
+                <w:i w:val="false"/>
+                <w:iCs w:val="false"/>
+                <w:color w:val="000000"/>
+                <w:sz w:val="20"/>
+                <w:szCs w:val="20"/>
+              </w:rPr>
+              <w:t xml:space="preserve">Local variables: Created inside a function, exist only in that function.</w:t>
+            </w:r>
+            <w:r>
+              <w:rPr>
+                <w:rFonts w:ascii="Arial" w:cs="Arial" w:eastAsia="Arial" w:hAnsi="Arial"/>
+                <w:sz w:val="20"/>
+                <w:szCs w:val="20"/>
+              </w:rPr>
+              <w:br/>
+              <w:t xml:space="preserve"/>
+            </w:r>
+            <w:r>
+              <w:rPr>
+                <w:rFonts w:ascii="Arial" w:cs="Arial" w:eastAsia="Arial" w:hAnsi="Arial"/>
+                <w:b w:val="false"/>
+                <w:bCs w:val="false"/>
+                <w:i w:val="false"/>
+                <w:iCs w:val="false"/>
+                <w:color w:val="000000"/>
+                <w:sz w:val="20"/>
+                <w:szCs w:val="20"/>
+              </w:rPr>
+              <w:t xml:space="preserve">Global variables: Created outside any function, accessible everywhere.</w:t>
+            </w:r>
+            <w:r>
+              <w:rPr>
+                <w:rFonts w:ascii="Arial" w:cs="Arial" w:eastAsia="Arial" w:hAnsi="Arial"/>
+                <w:sz w:val="20"/>
+                <w:szCs w:val="20"/>
+              </w:rPr>
+              <w:br/>
+              <w:t xml:space="preserve"/>
+            </w:r>
+            <w:r>
+              <w:rPr>
+                <w:rFonts w:ascii="Arial" w:cs="Arial" w:eastAsia="Arial" w:hAnsi="Arial"/>
+                <w:sz w:val="20"/>
+                <w:szCs w:val="20"/>
+              </w:rPr>
+              <w:br/>
+              <w:t xml:space="preserve"/>
+            </w:r>
+            <w:r>
+              <w:rPr>
+                <w:rFonts w:ascii="Arial" w:cs="Arial" w:eastAsia="Arial" w:hAnsi="Arial"/>
+                <w:b/>
+                <w:bCs/>
+                <w:i w:val="false"/>
+                <w:iCs w:val="false"/>
+                <w:color w:val="000000"/>
+                <w:sz w:val="20"/>
+                <w:szCs w:val="20"/>
+              </w:rPr>
+              <w:t xml:space="preserve">Key Concepts:</w:t>
+            </w:r>
+            <w:r>
+              <w:rPr>
+                <w:rFonts w:ascii="Arial" w:cs="Arial" w:eastAsia="Arial" w:hAnsi="Arial"/>
+                <w:sz w:val="20"/>
+                <w:szCs w:val="20"/>
+              </w:rPr>
+              <w:br/>
+              <w:t xml:space="preserve"/>
+            </w:r>
+            <w:r>
+              <w:rPr>
+                <w:rFonts w:ascii="Arial" w:cs="Arial" w:eastAsia="Arial" w:hAnsi="Arial"/>
+                <w:b w:val="false"/>
+                <w:bCs w:val="false"/>
+                <w:i w:val="false"/>
+                <w:iCs w:val="false"/>
+                <w:color w:val="000000"/>
+                <w:sz w:val="20"/>
+                <w:szCs w:val="20"/>
+              </w:rPr>
+              <w:t xml:space="preserve">    • Break big problems into small pieces</w:t>
+            </w:r>
+            <w:r>
+              <w:rPr>
+                <w:rFonts w:ascii="Arial" w:cs="Arial" w:eastAsia="Arial" w:hAnsi="Arial"/>
+                <w:sz w:val="20"/>
+                <w:szCs w:val="20"/>
+              </w:rPr>
+              <w:br/>
+              <w:t xml:space="preserve"/>
+            </w:r>
+            <w:r>
+              <w:rPr>
+                <w:rFonts w:ascii="Arial" w:cs="Arial" w:eastAsia="Arial" w:hAnsi="Arial"/>
+                <w:b w:val="false"/>
+                <w:bCs w:val="false"/>
+                <w:i w:val="false"/>
+                <w:iCs w:val="false"/>
+                <w:color w:val="000000"/>
+                <w:sz w:val="20"/>
+                <w:szCs w:val="20"/>
+              </w:rPr>
+              <w:t xml:space="preserve">    • Reuse functions</w:t>
+            </w:r>
+            <w:r>
+              <w:rPr>
+                <w:rFonts w:ascii="Arial" w:cs="Arial" w:eastAsia="Arial" w:hAnsi="Arial"/>
+                <w:sz w:val="20"/>
+                <w:szCs w:val="20"/>
+              </w:rPr>
+              <w:br/>
+              <w:t xml:space="preserve"/>
+            </w:r>
+            <w:r>
+              <w:rPr>
+                <w:rFonts w:ascii="Arial" w:cs="Arial" w:eastAsia="Arial" w:hAnsi="Arial"/>
+                <w:b w:val="false"/>
+                <w:bCs w:val="false"/>
+                <w:i w:val="false"/>
+                <w:iCs w:val="false"/>
+                <w:color w:val="000000"/>
+                <w:sz w:val="20"/>
+                <w:szCs w:val="20"/>
+              </w:rPr>
+              <w:t xml:space="preserve">    • Clear, readable code</w:t>
+            </w:r>
+            <w:r>
+              <w:rPr>
+                <w:rFonts w:ascii="Arial" w:cs="Arial" w:eastAsia="Arial" w:hAnsi="Arial"/>
+                <w:sz w:val="20"/>
+                <w:szCs w:val="20"/>
+              </w:rPr>
+              <w:br/>
+              <w:t xml:space="preserve"/>
+            </w:r>
+            <w:r>
+              <w:rPr>
+                <w:rFonts w:ascii="Arial" w:cs="Arial" w:eastAsia="Arial" w:hAnsi="Arial"/>
+                <w:sz w:val="20"/>
+                <w:szCs w:val="20"/>
+              </w:rPr>
+              <w:br/>
+              <w:t xml:space="preserve"/>
+            </w:r>
+            <w:r>
+              <w:rPr>
+                <w:rFonts w:ascii="Arial" w:cs="Arial" w:eastAsia="Arial" w:hAnsi="Arial"/>
+                <w:b/>
+                <w:bCs/>
+                <w:i w:val="false"/>
+                <w:iCs w:val="false"/>
+                <w:color w:val="000000"/>
+                <w:sz w:val="20"/>
+                <w:szCs w:val="20"/>
+              </w:rPr>
+              <w:t xml:space="preserve">Vocabulary: </w:t>
+            </w:r>
+            <w:r>
+              <w:rPr>
+                <w:rFonts w:ascii="Arial" w:cs="Arial" w:eastAsia="Arial" w:hAnsi="Arial"/>
+                <w:b w:val="false"/>
+                <w:bCs w:val="false"/>
+                <w:i w:val="false"/>
+                <w:iCs w:val="false"/>
+                <w:color w:val="000000"/>
+                <w:sz w:val="20"/>
+                <w:szCs w:val="20"/>
+              </w:rPr>
+              <w:t xml:space="preserve">Local variables, Global variables, Key rule</w:t>
+            </w:r>
+            <w:r>
+              <w:rPr>
+                <w:rFonts w:ascii="Arial" w:cs="Arial" w:eastAsia="Arial" w:hAnsi="Arial"/>
+                <w:sz w:val="20"/>
+                <w:szCs w:val="20"/>
+              </w:rPr>
+              <w:br/>
+              <w:t xml:space="preserve"/>
+            </w:r>
+            <w:r>
+              <w:rPr>
+                <w:rFonts w:ascii="Arial" w:cs="Arial" w:eastAsia="Arial" w:hAnsi="Arial"/>
+                <w:sz w:val="20"/>
+                <w:szCs w:val="20"/>
+              </w:rPr>
+              <w:br/>
+              <w:t xml:space="preserve"/>
+            </w:r>
+            <w:r>
+              <w:rPr>
+                <w:rFonts w:ascii="Arial" w:cs="Arial" w:eastAsia="Arial" w:hAnsi="Arial"/>
+                <w:b/>
+                <w:bCs/>
+                <w:i/>
+                <w:iCs/>
+                <w:color w:val="555555"/>
+                <w:sz w:val="20"/>
+                <w:szCs w:val="20"/>
+              </w:rPr>
+              <w:t xml:space="preserve">→ Live Demo — </w:t>
+            </w:r>
+            <w:r>
+              <w:rPr>
+                <w:rFonts w:ascii="Arial" w:cs="Arial" w:eastAsia="Arial" w:hAnsi="Arial"/>
+                <w:b w:val="false"/>
+                <w:bCs w:val="false"/>
+                <w:i/>
+                <w:iCs/>
+                <w:color w:val="555555"/>
+                <w:sz w:val="20"/>
+                <w:szCs w:val="20"/>
+              </w:rPr>
+              <w:t xml:space="preserve">type examples as students follow along in their own editor.</w:t>
+            </w:r>
+            <w:r>
+              <w:rPr>
+                <w:rFonts w:ascii="Arial" w:cs="Arial" w:eastAsia="Arial" w:hAnsi="Arial"/>
+                <w:sz w:val="20"/>
+                <w:szCs w:val="20"/>
+              </w:rPr>
+              <w:br/>
+              <w:t xml:space="preserve"/>
+            </w:r>
+            <w:r>
+              <w:rPr>
+                <w:rFonts w:ascii="Arial" w:cs="Arial" w:eastAsia="Arial" w:hAnsi="Arial"/>
+                <w:b/>
+                <w:bCs/>
+                <w:i/>
+                <w:iCs/>
+                <w:color w:val="555555"/>
+                <w:sz w:val="20"/>
+                <w:szCs w:val="20"/>
+              </w:rPr>
+              <w:t xml:space="preserve">→ Check for Understanding: </w:t>
+            </w:r>
+            <w:r>
+              <w:rPr>
+                <w:rFonts w:ascii="Arial" w:cs="Arial" w:eastAsia="Arial" w:hAnsi="Arial"/>
+                <w:b w:val="false"/>
+                <w:bCs w:val="false"/>
+                <w:i/>
+                <w:iCs/>
+                <w:color w:val="555555"/>
+                <w:sz w:val="20"/>
+                <w:szCs w:val="20"/>
+              </w:rPr>
+              <w:t xml:space="preserve">pause and cold-call: “Can someone explain what we just did in their own words?”</w:t>
             </w:r>
           </w:p>
         </w:tc>
@@ -377,9 +911,9 @@
               <w:right w:val="single" w:color="CCCCCC" w:sz="1"/>
             </w:tcBorders>
             <w:tcMar>
-              <w:top w:type="dxa" w:w="60"/>
+              <w:top w:type="dxa" w:w="80"/>
               <w:left w:type="dxa" w:w="120"/>
-              <w:bottom w:type="dxa" w:w="60"/>
+              <w:bottom w:type="dxa" w:w="80"/>
               <w:right w:type="dxa" w:w="120"/>
             </w:tcMar>
           </w:tcPr>
@@ -392,7 +926,7 @@
                 <w:sz w:val="20"/>
                 <w:szCs w:val="20"/>
               </w:rPr>
-              <w:t xml:space="preserve">15-20 min</w:t>
+              <w:t xml:space="preserve">15–20 min</w:t>
             </w:r>
           </w:p>
         </w:tc>
@@ -406,20 +940,164 @@
               <w:right w:val="single" w:color="CCCCCC" w:sz="1"/>
             </w:tcBorders>
             <w:tcMar>
-              <w:top w:type="dxa" w:w="60"/>
+              <w:top w:type="dxa" w:w="80"/>
               <w:left w:type="dxa" w:w="120"/>
-              <w:bottom w:type="dxa" w:w="60"/>
+              <w:bottom w:type="dxa" w:w="80"/>
               <w:right w:type="dxa" w:w="120"/>
             </w:tcMar>
           </w:tcPr>
           <w:p>
-            <w:r>
-              <w:rPr>
-                <w:rFonts w:ascii="Arial" w:cs="Arial" w:eastAsia="Arial" w:hAnsi="Arial"/>
-                <w:sz w:val="20"/>
-                <w:szCs w:val="20"/>
+            <w:pPr>
+              <w:spacing w:after="80" w:before="80"/>
+            </w:pPr>
+            <w:r>
+              <w:rPr>
+                <w:rFonts w:ascii="Arial" w:cs="Arial" w:eastAsia="Arial" w:hAnsi="Arial"/>
+                <w:b/>
+                <w:bCs/>
+                <w:i w:val="false"/>
+                <w:iCs w:val="false"/>
+                <w:color w:val="000000"/>
+                <w:sz w:val="22"/>
+                <w:szCs w:val="22"/>
               </w:rPr>
               <w:t xml:space="preserve">Independent Practice / Code Along</w:t>
+            </w:r>
+            <w:r>
+              <w:rPr>
+                <w:rFonts w:ascii="Arial" w:cs="Arial" w:eastAsia="Arial" w:hAnsi="Arial"/>
+                <w:sz w:val="20"/>
+                <w:szCs w:val="20"/>
+              </w:rPr>
+              <w:br/>
+              <w:t xml:space="preserve"/>
+            </w:r>
+            <w:r>
+              <w:rPr>
+                <w:rFonts w:ascii="Arial" w:cs="Arial" w:eastAsia="Arial" w:hAnsi="Arial"/>
+                <w:b/>
+                <w:bCs/>
+                <w:i w:val="false"/>
+                <w:iCs w:val="false"/>
+                <w:color w:val="000000"/>
+                <w:sz w:val="20"/>
+                <w:szCs w:val="20"/>
+              </w:rPr>
+              <w:t xml:space="preserve">    Beginner: </w:t>
+            </w:r>
+            <w:r>
+              <w:rPr>
+                <w:rFonts w:ascii="Arial" w:cs="Arial" w:eastAsia="Arial" w:hAnsi="Arial"/>
+                <w:b w:val="false"/>
+                <w:bCs w:val="false"/>
+                <w:i w:val="false"/>
+                <w:iCs w:val="false"/>
+                <w:color w:val="000000"/>
+                <w:sz w:val="20"/>
+                <w:szCs w:val="20"/>
+              </w:rPr>
+              <w:t xml:space="preserve">Scope: Read Global, Create Local What prints? Why?</w:t>
+            </w:r>
+            <w:r>
+              <w:rPr>
+                <w:rFonts w:ascii="Arial" w:cs="Arial" w:eastAsia="Arial" w:hAnsi="Arial"/>
+                <w:sz w:val="20"/>
+                <w:szCs w:val="20"/>
+              </w:rPr>
+              <w:br/>
+              <w:t xml:space="preserve"/>
+            </w:r>
+            <w:r>
+              <w:rPr>
+                <w:rFonts w:ascii="Arial" w:cs="Arial" w:eastAsia="Arial" w:hAnsi="Arial"/>
+                <w:b/>
+                <w:bCs/>
+                <w:i w:val="false"/>
+                <w:iCs w:val="false"/>
+                <w:color w:val="000000"/>
+                <w:sz w:val="20"/>
+                <w:szCs w:val="20"/>
+              </w:rPr>
+              <w:t xml:space="preserve">    Intermediate: </w:t>
+            </w:r>
+            <w:r>
+              <w:rPr>
+                <w:rFonts w:ascii="Arial" w:cs="Arial" w:eastAsia="Arial" w:hAnsi="Arial"/>
+                <w:b w:val="false"/>
+                <w:bCs w:val="false"/>
+                <w:i w:val="false"/>
+                <w:iCs w:val="false"/>
+                <w:color w:val="000000"/>
+                <w:sz w:val="20"/>
+                <w:szCs w:val="20"/>
+              </w:rPr>
+              <w:t xml:space="preserve">Scope: Read Global Without Assignment Does this work? Why?</w:t>
+            </w:r>
+            <w:r>
+              <w:rPr>
+                <w:rFonts w:ascii="Arial" w:cs="Arial" w:eastAsia="Arial" w:hAnsi="Arial"/>
+                <w:sz w:val="20"/>
+                <w:szCs w:val="20"/>
+              </w:rPr>
+              <w:br/>
+              <w:t xml:space="preserve"/>
+            </w:r>
+            <w:r>
+              <w:rPr>
+                <w:rFonts w:ascii="Arial" w:cs="Arial" w:eastAsia="Arial" w:hAnsi="Arial"/>
+                <w:b/>
+                <w:bCs/>
+                <w:i w:val="false"/>
+                <w:iCs w:val="false"/>
+                <w:color w:val="000000"/>
+                <w:sz w:val="20"/>
+                <w:szCs w:val="20"/>
+              </w:rPr>
+              <w:t xml:space="preserve">    Challenge: </w:t>
+            </w:r>
+            <w:r>
+              <w:rPr>
+                <w:rFonts w:ascii="Arial" w:cs="Arial" w:eastAsia="Arial" w:hAnsi="Arial"/>
+                <w:b w:val="false"/>
+                <w:bCs w:val="false"/>
+                <w:i w:val="false"/>
+                <w:iCs w:val="false"/>
+                <w:color w:val="000000"/>
+                <w:sz w:val="20"/>
+                <w:szCs w:val="20"/>
+              </w:rPr>
+              <w:t xml:space="preserve">Function Composition Write these functions: - get_minutes(seconds) — return seconds // 60 - format_time(minutes) — return f"{minutes} min" -…</w:t>
+            </w:r>
+            <w:r>
+              <w:rPr>
+                <w:rFonts w:ascii="Arial" w:cs="Arial" w:eastAsia="Arial" w:hAnsi="Arial"/>
+                <w:sz w:val="20"/>
+                <w:szCs w:val="20"/>
+              </w:rPr>
+              <w:br/>
+              <w:t xml:space="preserve"/>
+            </w:r>
+            <w:r>
+              <w:rPr>
+                <w:rFonts w:ascii="Arial" w:cs="Arial" w:eastAsia="Arial" w:hAnsi="Arial"/>
+                <w:sz w:val="20"/>
+                <w:szCs w:val="20"/>
+              </w:rPr>
+              <w:br/>
+              <w:t xml:space="preserve"/>
+            </w:r>
+            <w:r>
+              <w:rPr>
+                <w:rFonts w:ascii="Arial" w:cs="Arial" w:eastAsia="Arial" w:hAnsi="Arial"/>
+                <w:b w:val="false"/>
+                <w:bCs w:val="false"/>
+                <w:i/>
+                <w:iCs/>
+                <w:color w:val="555555"/>
+                <w:sz w:val="20"/>
+                <w:szCs w:val="20"/>
+              </w:rPr>
+              <w:t xml:space="preserve">→ Teacher circulates — offer hints, check for understanding.</w:t>
             </w:r>
           </w:p>
         </w:tc>
@@ -435,9 +1113,9 @@
               <w:right w:val="single" w:color="CCCCCC" w:sz="1"/>
             </w:tcBorders>
             <w:tcMar>
-              <w:top w:type="dxa" w:w="60"/>
+              <w:top w:type="dxa" w:w="80"/>
               <w:left w:type="dxa" w:w="120"/>
-              <w:bottom w:type="dxa" w:w="60"/>
+              <w:bottom w:type="dxa" w:w="80"/>
               <w:right w:type="dxa" w:w="120"/>
             </w:tcMar>
           </w:tcPr>
@@ -464,20 +1142,90 @@
               <w:right w:val="single" w:color="CCCCCC" w:sz="1"/>
             </w:tcBorders>
             <w:tcMar>
-              <w:top w:type="dxa" w:w="60"/>
+              <w:top w:type="dxa" w:w="80"/>
               <w:left w:type="dxa" w:w="120"/>
-              <w:bottom w:type="dxa" w:w="60"/>
+              <w:bottom w:type="dxa" w:w="80"/>
               <w:right w:type="dxa" w:w="120"/>
             </w:tcMar>
           </w:tcPr>
           <w:p>
-            <w:r>
-              <w:rPr>
-                <w:rFonts w:ascii="Arial" w:cs="Arial" w:eastAsia="Arial" w:hAnsi="Arial"/>
-                <w:sz w:val="20"/>
-                <w:szCs w:val="20"/>
+            <w:pPr>
+              <w:spacing w:after="80" w:before="80"/>
+            </w:pPr>
+            <w:r>
+              <w:rPr>
+                <w:rFonts w:ascii="Arial" w:cs="Arial" w:eastAsia="Arial" w:hAnsi="Arial"/>
+                <w:b/>
+                <w:bCs/>
+                <w:i w:val="false"/>
+                <w:iCs w:val="false"/>
+                <w:color w:val="000000"/>
+                <w:sz w:val="22"/>
+                <w:szCs w:val="22"/>
               </w:rPr>
               <w:t xml:space="preserve">Exit Ticket / Wrap-Up</w:t>
+            </w:r>
+            <w:r>
+              <w:rPr>
+                <w:rFonts w:ascii="Arial" w:cs="Arial" w:eastAsia="Arial" w:hAnsi="Arial"/>
+                <w:sz w:val="20"/>
+                <w:szCs w:val="20"/>
+              </w:rPr>
+              <w:br/>
+              <w:t xml:space="preserve"/>
+            </w:r>
+            <w:r>
+              <w:rPr>
+                <w:rFonts w:ascii="Arial" w:cs="Arial" w:eastAsia="Arial" w:hAnsi="Arial"/>
+                <w:sz w:val="20"/>
+                <w:szCs w:val="20"/>
+              </w:rPr>
+              <w:br/>
+              <w:t xml:space="preserve"/>
+            </w:r>
+            <w:r>
+              <w:rPr>
+                <w:rFonts w:ascii="Arial" w:cs="Arial" w:eastAsia="Arial" w:hAnsi="Arial"/>
+                <w:b w:val="false"/>
+                <w:bCs w:val="false"/>
+                <w:i w:val="false"/>
+                <w:iCs w:val="false"/>
+                <w:color w:val="000000"/>
+                <w:sz w:val="20"/>
+                <w:szCs w:val="20"/>
+              </w:rPr>
+              <w:t xml:space="preserve">Quick Check: Apply and explain advanced concepts: variable scope, function composition, and modular design patterns?</w:t>
+            </w:r>
+            <w:r>
+              <w:rPr>
+                <w:rFonts w:ascii="Arial" w:cs="Arial" w:eastAsia="Arial" w:hAnsi="Arial"/>
+                <w:sz w:val="20"/>
+                <w:szCs w:val="20"/>
+              </w:rPr>
+              <w:br/>
+              <w:t xml:space="preserve"/>
+            </w:r>
+            <w:r>
+              <w:rPr>
+                <w:rFonts w:ascii="Arial" w:cs="Arial" w:eastAsia="Arial" w:hAnsi="Arial"/>
+                <w:sz w:val="20"/>
+                <w:szCs w:val="20"/>
+              </w:rPr>
+              <w:br/>
+              <w:t xml:space="preserve"/>
+            </w:r>
+            <w:r>
+              <w:rPr>
+                <w:rFonts w:ascii="Arial" w:cs="Arial" w:eastAsia="Arial" w:hAnsi="Arial"/>
+                <w:b w:val="false"/>
+                <w:bCs w:val="false"/>
+                <w:i/>
+                <w:iCs/>
+                <w:color w:val="555555"/>
+                <w:sz w:val="20"/>
+                <w:szCs w:val="20"/>
+              </w:rPr>
+              <w:t xml:space="preserve">→ 3–2–1: Name 3 things learned, 2 new vocab words, 1 question you still have.</w:t>
             </w:r>
           </w:p>
         </w:tc>
@@ -1166,19 +1914,6 @@
                 <w:sz w:val="18"/>
                 <w:szCs w:val="18"/>
               </w:rPr>
-              <w:t xml:space="preserve"># Helper functions first</w:t>
-            </w:r>
-          </w:p>
-          <w:p>
-            <w:pPr>
-              <w:spacing w:after="20"/>
-            </w:pPr>
-            <w:r>
-              <w:rPr>
-                <w:rFonts w:ascii="Courier New" w:cs="Courier New" w:eastAsia="Courier New" w:hAnsi="Courier New"/>
-                <w:sz w:val="18"/>
-                <w:szCs w:val="18"/>
-              </w:rPr>
               <w:t xml:space="preserve">def helper_1():</w:t>
             </w:r>
           </w:p>
@@ -1257,7 +1992,7 @@
                 <w:sz w:val="18"/>
                 <w:szCs w:val="18"/>
               </w:rPr>
-              <w:t xml:space="preserve"># Main function that orchestrates</w:t>
+              <w:t xml:space="preserve"> </w:t>
             </w:r>
           </w:p>
           <w:p>
@@ -1322,7 +2057,7 @@
                 <w:sz w:val="18"/>
                 <w:szCs w:val="18"/>
               </w:rPr>
-              <w:t xml:space="preserve"># Call main at bottom</w:t>
+              <w:t xml:space="preserve"> </w:t>
             </w:r>
           </w:p>
           <w:p>
@@ -1669,45 +2404,6 @@
               <w:right w:type="dxa" w:w="160"/>
             </w:tcMar>
           </w:tcPr>
-          <w:p>
-            <w:pPr>
-              <w:spacing w:after="20"/>
-            </w:pPr>
-            <w:r>
-              <w:rPr>
-                <w:rFonts w:ascii="Courier New" w:cs="Courier New" w:eastAsia="Courier New" w:hAnsi="Courier New"/>
-                <w:sz w:val="18"/>
-                <w:szCs w:val="18"/>
-              </w:rPr>
-              <w:t xml:space="preserve"># Your code here</w:t>
-            </w:r>
-          </w:p>
-          <w:p>
-            <w:pPr>
-              <w:spacing w:after="20"/>
-            </w:pPr>
-            <w:r>
-              <w:rPr>
-                <w:rFonts w:ascii="Courier New" w:cs="Courier New" w:eastAsia="Courier New" w:hAnsi="Courier New"/>
-                <w:sz w:val="18"/>
-                <w:szCs w:val="18"/>
-              </w:rPr>
-              <w:t xml:space="preserve"> </w:t>
-            </w:r>
-          </w:p>
-          <w:p>
-            <w:pPr>
-              <w:spacing w:after="20"/>
-            </w:pPr>
-            <w:r>
-              <w:rPr>
-                <w:rFonts w:ascii="Courier New" w:cs="Courier New" w:eastAsia="Courier New" w:hAnsi="Courier New"/>
-                <w:sz w:val="18"/>
-                <w:szCs w:val="18"/>
-              </w:rPr>
-              <w:t xml:space="preserve"># Test</w:t>
-            </w:r>
-          </w:p>
           <w:p>
             <w:pPr>
               <w:spacing w:after="20"/>

--- a/Coding 1 - year/Unit 5 - Functions and Modularity/Daily Lesson Plans/Word/Day 118.docx
+++ b/Coding 1 - year/Unit 5 - Functions and Modularity/Daily Lesson Plans/Word/Day 118.docx
@@ -380,7 +380,7 @@
                 <w:sz w:val="20"/>
                 <w:szCs w:val="20"/>
               </w:rPr>
-              <w:t xml:space="preserve">    What do you already know about how to apply and explain advanced concepts: variable scope, function composition, and modular design patterns?</w:t>
+              <w:t xml:space="preserve">    Have you ever used and explain advanced concepts: variable scope, function composition, before? Where might and explain advanced concepts: variable scope, function composition, be useful in a real program?</w:t>
             </w:r>
             <w:r>
               <w:rPr>
@@ -477,7 +477,7 @@
                 <w:sz w:val="20"/>
                 <w:szCs w:val="20"/>
               </w:rPr>
-              <w:t xml:space="preserve">Today's Goal: By the end of class you will be able to apply and explain advanced concepts: variable scope, function composition, and modular design patterns.</w:t>
+              <w:t xml:space="preserve">Today’s Goal: By the end of class you will be able to apply and explain advanced concepts: variable scope, function composition, and modular design patterns.</w:t>
             </w:r>
             <w:r>
               <w:rPr>
@@ -1194,7 +1194,7 @@
                 <w:sz w:val="20"/>
                 <w:szCs w:val="20"/>
               </w:rPr>
-              <w:t xml:space="preserve">Quick Check: Apply and explain advanced concepts: variable scope, function composition, and modular design patterns?</w:t>
+              <w:t xml:space="preserve">Write the key syntax or steps for using and explain advanced concepts: variable scope, function composition,. What's one mistake beginners commonly make?</w:t>
             </w:r>
             <w:r>
               <w:rPr>

--- a/Coding 1 - year/Unit 5 - Functions and Modularity/Daily Lesson Plans/Word/Day 118.docx
+++ b/Coding 1 - year/Unit 5 - Functions and Modularity/Daily Lesson Plans/Word/Day 118.docx
@@ -446,7 +446,7 @@
                 <w:sz w:val="20"/>
                 <w:szCs w:val="20"/>
               </w:rPr>
-              <w:t xml:space="preserve">    • Local variables   •   Global variables   •   Key rule</w:t>
+              <w:t xml:space="preserve">    • Local variables   •   Global variables   •   Key rule   •   Using global when you shouldn't   •   Not understanding call order   •   Unit 5 Assessment</w:t>
             </w:r>
             <w:r>
               <w:rPr>
@@ -786,6 +786,116 @@
             <w:r>
               <w:rPr>
                 <w:rFonts w:ascii="Arial" w:cs="Arial" w:eastAsia="Arial" w:hAnsi="Arial"/>
+                <w:b w:val="false"/>
+                <w:bCs w:val="false"/>
+                <w:i w:val="false"/>
+                <w:iCs w:val="false"/>
+                <w:color w:val="000000"/>
+                <w:sz w:val="20"/>
+                <w:szCs w:val="20"/>
+              </w:rPr>
+              <w:t xml:space="preserve">    • Understand the big problem</w:t>
+            </w:r>
+            <w:r>
+              <w:rPr>
+                <w:rFonts w:ascii="Arial" w:cs="Arial" w:eastAsia="Arial" w:hAnsi="Arial"/>
+                <w:sz w:val="20"/>
+                <w:szCs w:val="20"/>
+              </w:rPr>
+              <w:br/>
+              <w:t xml:space="preserve"/>
+            </w:r>
+            <w:r>
+              <w:rPr>
+                <w:rFonts w:ascii="Arial" w:cs="Arial" w:eastAsia="Arial" w:hAnsi="Arial"/>
+                <w:b w:val="false"/>
+                <w:bCs w:val="false"/>
+                <w:i w:val="false"/>
+                <w:iCs w:val="false"/>
+                <w:color w:val="000000"/>
+                <w:sz w:val="20"/>
+                <w:szCs w:val="20"/>
+              </w:rPr>
+              <w:t xml:space="preserve">    • Break into major tasks</w:t>
+            </w:r>
+            <w:r>
+              <w:rPr>
+                <w:rFonts w:ascii="Arial" w:cs="Arial" w:eastAsia="Arial" w:hAnsi="Arial"/>
+                <w:sz w:val="20"/>
+                <w:szCs w:val="20"/>
+              </w:rPr>
+              <w:br/>
+              <w:t xml:space="preserve"/>
+            </w:r>
+            <w:r>
+              <w:rPr>
+                <w:rFonts w:ascii="Arial" w:cs="Arial" w:eastAsia="Arial" w:hAnsi="Arial"/>
+                <w:b w:val="false"/>
+                <w:bCs w:val="false"/>
+                <w:i w:val="false"/>
+                <w:iCs w:val="false"/>
+                <w:color w:val="000000"/>
+                <w:sz w:val="20"/>
+                <w:szCs w:val="20"/>
+              </w:rPr>
+              <w:t xml:space="preserve">    • Create a function for each task</w:t>
+            </w:r>
+            <w:r>
+              <w:rPr>
+                <w:rFonts w:ascii="Arial" w:cs="Arial" w:eastAsia="Arial" w:hAnsi="Arial"/>
+                <w:sz w:val="20"/>
+                <w:szCs w:val="20"/>
+              </w:rPr>
+              <w:br/>
+              <w:t xml:space="preserve"/>
+            </w:r>
+            <w:r>
+              <w:rPr>
+                <w:rFonts w:ascii="Arial" w:cs="Arial" w:eastAsia="Arial" w:hAnsi="Arial"/>
+                <w:b w:val="false"/>
+                <w:bCs w:val="false"/>
+                <w:i w:val="false"/>
+                <w:iCs w:val="false"/>
+                <w:color w:val="000000"/>
+                <w:sz w:val="20"/>
+                <w:szCs w:val="20"/>
+              </w:rPr>
+              <w:t xml:space="preserve">    • Design how functions call each other</w:t>
+            </w:r>
+            <w:r>
+              <w:rPr>
+                <w:rFonts w:ascii="Arial" w:cs="Arial" w:eastAsia="Arial" w:hAnsi="Arial"/>
+                <w:sz w:val="20"/>
+                <w:szCs w:val="20"/>
+              </w:rPr>
+              <w:br/>
+              <w:t xml:space="preserve"/>
+            </w:r>
+            <w:r>
+              <w:rPr>
+                <w:rFonts w:ascii="Arial" w:cs="Arial" w:eastAsia="Arial" w:hAnsi="Arial"/>
+                <w:b w:val="false"/>
+                <w:bCs w:val="false"/>
+                <w:i w:val="false"/>
+                <w:iCs w:val="false"/>
+                <w:color w:val="000000"/>
+                <w:sz w:val="20"/>
+                <w:szCs w:val="20"/>
+              </w:rPr>
+              <w:t xml:space="preserve">    • Implement bottom-up (helpers first)</w:t>
+            </w:r>
+            <w:r>
+              <w:rPr>
+                <w:rFonts w:ascii="Arial" w:cs="Arial" w:eastAsia="Arial" w:hAnsi="Arial"/>
+                <w:sz w:val="20"/>
+                <w:szCs w:val="20"/>
+              </w:rPr>
+              <w:br/>
+              <w:t xml:space="preserve"/>
+            </w:r>
+            <w:r>
+              <w:rPr>
+                <w:rFonts w:ascii="Arial" w:cs="Arial" w:eastAsia="Arial" w:hAnsi="Arial"/>
                 <w:sz w:val="20"/>
                 <w:szCs w:val="20"/>
               </w:rPr>
@@ -816,7 +926,7 @@
                 <w:sz w:val="20"/>
                 <w:szCs w:val="20"/>
               </w:rPr>
-              <w:t xml:space="preserve">Local variables, Global variables, Key rule</w:t>
+              <w:t xml:space="preserve">Local variables, Global variables, Key rule, Using global when you shouldn't, Not understanding call order, Unit 5 Assessment</w:t>
             </w:r>
             <w:r>
               <w:rPr>
@@ -1475,6 +1585,813 @@
           <w:szCs w:val="20"/>
         </w:rPr>
         <w:t xml:space="preserve">5. Implement bottom-up (helpers first)</w:t>
+      </w:r>
+    </w:p>
+    <w:p>
+      <w:pPr>
+        <w:spacing w:after="60"/>
+      </w:pPr>
+      <w:r>
+        <w:rPr>
+          <w:rFonts w:ascii="Arial" w:cs="Arial" w:eastAsia="Arial" w:hAnsi="Arial"/>
+          <w:sz w:val="20"/>
+          <w:szCs w:val="20"/>
+        </w:rPr>
+        <w:t xml:space="preserve">Before assessment, can you:</w:t>
+      </w:r>
+    </w:p>
+    <w:p>
+      <w:pPr>
+        <w:spacing w:after="60"/>
+        <w:ind w:left="360"/>
+      </w:pPr>
+      <w:r>
+        <w:rPr>
+          <w:rFonts w:ascii="Arial" w:cs="Arial" w:eastAsia="Arial" w:hAnsi="Arial"/>
+          <w:sz w:val="20"/>
+          <w:szCs w:val="20"/>
+        </w:rPr>
+        <w:t xml:space="preserve">• </w:t>
+      </w:r>
+      <w:r>
+        <w:rPr>
+          <w:rFonts w:ascii="Arial" w:cs="Arial" w:eastAsia="Arial" w:hAnsi="Arial"/>
+          <w:sz w:val="20"/>
+          <w:szCs w:val="20"/>
+        </w:rPr>
+        <w:t xml:space="preserve">[ ] Explain the difference between local and global variables</w:t>
+      </w:r>
+    </w:p>
+    <w:p>
+      <w:pPr>
+        <w:spacing w:after="60"/>
+        <w:ind w:left="360"/>
+      </w:pPr>
+      <w:r>
+        <w:rPr>
+          <w:rFonts w:ascii="Arial" w:cs="Arial" w:eastAsia="Arial" w:hAnsi="Arial"/>
+          <w:sz w:val="20"/>
+          <w:szCs w:val="20"/>
+        </w:rPr>
+        <w:t xml:space="preserve">• </w:t>
+      </w:r>
+      <w:r>
+        <w:rPr>
+          <w:rFonts w:ascii="Arial" w:cs="Arial" w:eastAsia="Arial" w:hAnsi="Arial"/>
+          <w:sz w:val="20"/>
+          <w:szCs w:val="20"/>
+        </w:rPr>
+        <w:t xml:space="preserve">[ ] Predict what a function will print given variable scope</w:t>
+      </w:r>
+    </w:p>
+    <w:p>
+      <w:pPr>
+        <w:spacing w:after="60"/>
+        <w:ind w:left="360"/>
+      </w:pPr>
+      <w:r>
+        <w:rPr>
+          <w:rFonts w:ascii="Arial" w:cs="Arial" w:eastAsia="Arial" w:hAnsi="Arial"/>
+          <w:sz w:val="20"/>
+          <w:szCs w:val="20"/>
+        </w:rPr>
+        <w:t xml:space="preserve">• </w:t>
+      </w:r>
+      <w:r>
+        <w:rPr>
+          <w:rFonts w:ascii="Arial" w:cs="Arial" w:eastAsia="Arial" w:hAnsi="Arial"/>
+          <w:sz w:val="20"/>
+          <w:szCs w:val="20"/>
+        </w:rPr>
+        <w:t xml:space="preserve">[ ] Write a function that reads a global variable</w:t>
+      </w:r>
+    </w:p>
+    <w:p>
+      <w:pPr>
+        <w:spacing w:after="60"/>
+        <w:ind w:left="360"/>
+      </w:pPr>
+      <w:r>
+        <w:rPr>
+          <w:rFonts w:ascii="Arial" w:cs="Arial" w:eastAsia="Arial" w:hAnsi="Arial"/>
+          <w:sz w:val="20"/>
+          <w:szCs w:val="20"/>
+        </w:rPr>
+        <w:t xml:space="preserve">• </w:t>
+      </w:r>
+      <w:r>
+        <w:rPr>
+          <w:rFonts w:ascii="Arial" w:cs="Arial" w:eastAsia="Arial" w:hAnsi="Arial"/>
+          <w:sz w:val="20"/>
+          <w:szCs w:val="20"/>
+        </w:rPr>
+        <w:t xml:space="preserve">[ ] Understand why using global is bad practice</w:t>
+      </w:r>
+    </w:p>
+    <w:p>
+      <w:pPr>
+        <w:spacing w:after="60"/>
+        <w:ind w:left="360"/>
+      </w:pPr>
+      <w:r>
+        <w:rPr>
+          <w:rFonts w:ascii="Arial" w:cs="Arial" w:eastAsia="Arial" w:hAnsi="Arial"/>
+          <w:sz w:val="20"/>
+          <w:szCs w:val="20"/>
+        </w:rPr>
+        <w:t xml:space="preserve">• </w:t>
+      </w:r>
+      <w:r>
+        <w:rPr>
+          <w:rFonts w:ascii="Arial" w:cs="Arial" w:eastAsia="Arial" w:hAnsi="Arial"/>
+          <w:sz w:val="20"/>
+          <w:szCs w:val="20"/>
+        </w:rPr>
+        <w:t xml:space="preserve">[ ] Write functions that compose (call each other)</w:t>
+      </w:r>
+    </w:p>
+    <w:p>
+      <w:pPr>
+        <w:spacing w:after="60"/>
+        <w:ind w:left="360"/>
+      </w:pPr>
+      <w:r>
+        <w:rPr>
+          <w:rFonts w:ascii="Arial" w:cs="Arial" w:eastAsia="Arial" w:hAnsi="Arial"/>
+          <w:sz w:val="20"/>
+          <w:szCs w:val="20"/>
+        </w:rPr>
+        <w:t xml:space="preserve">• </w:t>
+      </w:r>
+      <w:r>
+        <w:rPr>
+          <w:rFonts w:ascii="Arial" w:cs="Arial" w:eastAsia="Arial" w:hAnsi="Arial"/>
+          <w:sz w:val="20"/>
+          <w:szCs w:val="20"/>
+        </w:rPr>
+        <w:t xml:space="preserve">[ ] Explain why composition is useful</w:t>
+      </w:r>
+    </w:p>
+    <w:p>
+      <w:pPr>
+        <w:spacing w:after="60"/>
+        <w:ind w:left="360"/>
+      </w:pPr>
+      <w:r>
+        <w:rPr>
+          <w:rFonts w:ascii="Arial" w:cs="Arial" w:eastAsia="Arial" w:hAnsi="Arial"/>
+          <w:sz w:val="20"/>
+          <w:szCs w:val="20"/>
+        </w:rPr>
+        <w:t xml:space="preserve">• </w:t>
+      </w:r>
+      <w:r>
+        <w:rPr>
+          <w:rFonts w:ascii="Arial" w:cs="Arial" w:eastAsia="Arial" w:hAnsi="Arial"/>
+          <w:sz w:val="20"/>
+          <w:szCs w:val="20"/>
+        </w:rPr>
+        <w:t xml:space="preserve">[ ] Design a program using top-down design</w:t>
+      </w:r>
+    </w:p>
+    <w:p>
+      <w:pPr>
+        <w:spacing w:after="60"/>
+        <w:ind w:left="360"/>
+      </w:pPr>
+      <w:r>
+        <w:rPr>
+          <w:rFonts w:ascii="Arial" w:cs="Arial" w:eastAsia="Arial" w:hAnsi="Arial"/>
+          <w:sz w:val="20"/>
+          <w:szCs w:val="20"/>
+        </w:rPr>
+        <w:t xml:space="preserve">• </w:t>
+      </w:r>
+      <w:r>
+        <w:rPr>
+          <w:rFonts w:ascii="Arial" w:cs="Arial" w:eastAsia="Arial" w:hAnsi="Arial"/>
+          <w:sz w:val="20"/>
+          <w:szCs w:val="20"/>
+        </w:rPr>
+        <w:t xml:space="preserve">[ ] Use the main() function pattern</w:t>
+      </w:r>
+    </w:p>
+    <w:p>
+      <w:pPr>
+        <w:spacing w:after="60"/>
+        <w:ind w:left="360"/>
+      </w:pPr>
+      <w:r>
+        <w:rPr>
+          <w:rFonts w:ascii="Arial" w:cs="Arial" w:eastAsia="Arial" w:hAnsi="Arial"/>
+          <w:sz w:val="20"/>
+          <w:szCs w:val="20"/>
+        </w:rPr>
+        <w:t xml:space="preserve">• </w:t>
+      </w:r>
+      <w:r>
+        <w:rPr>
+          <w:rFonts w:ascii="Arial" w:cs="Arial" w:eastAsia="Arial" w:hAnsi="Arial"/>
+          <w:sz w:val="20"/>
+          <w:szCs w:val="20"/>
+        </w:rPr>
+        <w:t xml:space="preserve">[ ] Organize code into helper and main functions</w:t>
+      </w:r>
+    </w:p>
+    <w:p>
+      <w:pPr>
+        <w:spacing w:after="60"/>
+        <w:ind w:left="360"/>
+      </w:pPr>
+      <w:r>
+        <w:rPr>
+          <w:rFonts w:ascii="Arial" w:cs="Arial" w:eastAsia="Arial" w:hAnsi="Arial"/>
+          <w:sz w:val="20"/>
+          <w:szCs w:val="20"/>
+        </w:rPr>
+        <w:t xml:space="preserve">• </w:t>
+      </w:r>
+      <w:r>
+        <w:rPr>
+          <w:rFonts w:ascii="Arial" w:cs="Arial" w:eastAsia="Arial" w:hAnsi="Arial"/>
+          <w:sz w:val="20"/>
+          <w:szCs w:val="20"/>
+        </w:rPr>
+        <w:t xml:space="preserve">[ ] Read someone else's modular code and understand it</w:t>
+      </w:r>
+    </w:p>
+    <w:p>
+      <w:pPr>
+        <w:spacing w:after="60"/>
+      </w:pPr>
+      <w:r>
+        <w:rPr>
+          <w:rFonts w:ascii="Arial" w:cs="Arial" w:eastAsia="Arial" w:hAnsi="Arial"/>
+          <w:sz w:val="20"/>
+          <w:szCs w:val="20"/>
+        </w:rPr>
+        <w:t xml:space="preserve">1. Forgetting that function creates new scope — each function call gets fresh local variables</w:t>
+      </w:r>
+    </w:p>
+    <w:p>
+      <w:pPr>
+        <w:spacing w:after="60"/>
+      </w:pPr>
+      <w:r>
+        <w:rPr>
+          <w:rFonts w:ascii="Arial" w:cs="Arial" w:eastAsia="Arial" w:hAnsi="Arial"/>
+          <w:sz w:val="20"/>
+          <w:szCs w:val="20"/>
+        </w:rPr>
+        <w:t xml:space="preserve">2. Using global when you shouldn't — use return values instead</w:t>
+      </w:r>
+    </w:p>
+    <w:p>
+      <w:pPr>
+        <w:spacing w:after="60"/>
+      </w:pPr>
+      <w:r>
+        <w:rPr>
+          <w:rFonts w:ascii="Arial" w:cs="Arial" w:eastAsia="Arial" w:hAnsi="Arial"/>
+          <w:sz w:val="20"/>
+          <w:szCs w:val="20"/>
+        </w:rPr>
+        <w:t xml:space="preserve">3. Modifying global variables inside functions — leads to hidden dependencies</w:t>
+      </w:r>
+    </w:p>
+    <w:p>
+      <w:pPr>
+        <w:spacing w:after="60"/>
+      </w:pPr>
+      <w:r>
+        <w:rPr>
+          <w:rFonts w:ascii="Arial" w:cs="Arial" w:eastAsia="Arial" w:hAnsi="Arial"/>
+          <w:sz w:val="20"/>
+          <w:szCs w:val="20"/>
+        </w:rPr>
+        <w:t xml:space="preserve">4. Forgetting that assignment creates local variable — x = 5 inside function creates local, even if global x exists</w:t>
+      </w:r>
+    </w:p>
+    <w:p>
+      <w:pPr>
+        <w:spacing w:after="60"/>
+      </w:pPr>
+      <w:r>
+        <w:rPr>
+          <w:rFonts w:ascii="Arial" w:cs="Arial" w:eastAsia="Arial" w:hAnsi="Arial"/>
+          <w:sz w:val="20"/>
+          <w:szCs w:val="20"/>
+        </w:rPr>
+        <w:t xml:space="preserve">5. Not understanding call order — which function runs first?</w:t>
+      </w:r>
+    </w:p>
+    <w:p>
+      <w:pPr>
+        <w:spacing w:after="60"/>
+      </w:pPr>
+      <w:r>
+        <w:rPr>
+          <w:rFonts w:ascii="Arial" w:cs="Arial" w:eastAsia="Arial" w:hAnsi="Arial"/>
+          <w:sz w:val="20"/>
+          <w:szCs w:val="20"/>
+        </w:rPr>
+        <w:t xml:space="preserve">Pattern 1: Helper + Main</w:t>
+      </w:r>
+    </w:p>
+    <w:p>
+      <w:pPr>
+        <w:spacing w:after="60"/>
+      </w:pPr>
+      <w:r>
+        <w:rPr>
+          <w:rFonts w:ascii="Arial" w:cs="Arial" w:eastAsia="Arial" w:hAnsi="Arial"/>
+          <w:sz w:val="20"/>
+          <w:szCs w:val="20"/>
+        </w:rPr>
+        <w:t xml:space="preserve">Pattern 2: Composition Chain</w:t>
+      </w:r>
+    </w:p>
+    <w:p>
+      <w:pPr>
+        <w:spacing w:after="60"/>
+      </w:pPr>
+      <w:r>
+        <w:rPr>
+          <w:rFonts w:ascii="Arial" w:cs="Arial" w:eastAsia="Arial" w:hAnsi="Arial"/>
+          <w:sz w:val="20"/>
+          <w:szCs w:val="20"/>
+        </w:rPr>
+        <w:t xml:space="preserve">Pattern 3: Loop in Function</w:t>
+      </w:r>
+    </w:p>
+    <w:p>
+      <w:pPr>
+        <w:spacing w:after="60"/>
+      </w:pPr>
+      <w:r>
+        <w:rPr>
+          <w:rFonts w:ascii="Arial" w:cs="Arial" w:eastAsia="Arial" w:hAnsi="Arial"/>
+          <w:sz w:val="20"/>
+          <w:szCs w:val="20"/>
+        </w:rPr>
+        <w:t xml:space="preserve">Pattern 4: Conditional Return</w:t>
+      </w:r>
+    </w:p>
+    <w:p>
+      <w:pPr>
+        <w:spacing w:after="60"/>
+      </w:pPr>
+      <w:r>
+        <w:rPr>
+          <w:rFonts w:ascii="Arial" w:cs="Arial" w:eastAsia="Arial" w:hAnsi="Arial"/>
+          <w:sz w:val="20"/>
+          <w:szCs w:val="20"/>
+        </w:rPr>
+        <w:t xml:space="preserve">Example 1: Well-Designed Program</w:t>
+      </w:r>
+    </w:p>
+    <w:p>
+      <w:pPr>
+        <w:spacing w:after="60"/>
+      </w:pPr>
+      <w:r>
+        <w:rPr>
+          <w:rFonts w:ascii="Arial" w:cs="Arial" w:eastAsia="Arial" w:hAnsi="Arial"/>
+          <w:sz w:val="20"/>
+          <w:szCs w:val="20"/>
+        </w:rPr>
+        <w:t xml:space="preserve">Good design because:</w:t>
+      </w:r>
+    </w:p>
+    <w:p>
+      <w:pPr>
+        <w:spacing w:after="60"/>
+        <w:ind w:left="360"/>
+      </w:pPr>
+      <w:r>
+        <w:rPr>
+          <w:rFonts w:ascii="Arial" w:cs="Arial" w:eastAsia="Arial" w:hAnsi="Arial"/>
+          <w:sz w:val="20"/>
+          <w:szCs w:val="20"/>
+        </w:rPr>
+        <w:t xml:space="preserve">• </w:t>
+      </w:r>
+      <w:r>
+        <w:rPr>
+          <w:rFonts w:ascii="Arial" w:cs="Arial" w:eastAsia="Arial" w:hAnsi="Arial"/>
+          <w:sz w:val="20"/>
+          <w:szCs w:val="20"/>
+        </w:rPr>
+        <w:t xml:space="preserve">Each function does one thing</w:t>
+      </w:r>
+    </w:p>
+    <w:p>
+      <w:pPr>
+        <w:spacing w:after="60"/>
+        <w:ind w:left="360"/>
+      </w:pPr>
+      <w:r>
+        <w:rPr>
+          <w:rFonts w:ascii="Arial" w:cs="Arial" w:eastAsia="Arial" w:hAnsi="Arial"/>
+          <w:sz w:val="20"/>
+          <w:szCs w:val="20"/>
+        </w:rPr>
+        <w:t xml:space="preserve">• </w:t>
+      </w:r>
+      <w:r>
+        <w:rPr>
+          <w:rFonts w:ascii="Arial" w:cs="Arial" w:eastAsia="Arial" w:hAnsi="Arial"/>
+          <w:sz w:val="20"/>
+          <w:szCs w:val="20"/>
+        </w:rPr>
+        <w:t xml:space="preserve">No global variables</w:t>
+      </w:r>
+    </w:p>
+    <w:p>
+      <w:pPr>
+        <w:spacing w:after="60"/>
+        <w:ind w:left="360"/>
+      </w:pPr>
+      <w:r>
+        <w:rPr>
+          <w:rFonts w:ascii="Arial" w:cs="Arial" w:eastAsia="Arial" w:hAnsi="Arial"/>
+          <w:sz w:val="20"/>
+          <w:szCs w:val="20"/>
+        </w:rPr>
+        <w:t xml:space="preserve">• </w:t>
+      </w:r>
+      <w:r>
+        <w:rPr>
+          <w:rFonts w:ascii="Arial" w:cs="Arial" w:eastAsia="Arial" w:hAnsi="Arial"/>
+          <w:sz w:val="20"/>
+          <w:szCs w:val="20"/>
+        </w:rPr>
+        <w:t xml:space="preserve">main() is clear and simple</w:t>
+      </w:r>
+    </w:p>
+    <w:p>
+      <w:pPr>
+        <w:spacing w:after="60"/>
+        <w:ind w:left="360"/>
+      </w:pPr>
+      <w:r>
+        <w:rPr>
+          <w:rFonts w:ascii="Arial" w:cs="Arial" w:eastAsia="Arial" w:hAnsi="Arial"/>
+          <w:sz w:val="20"/>
+          <w:szCs w:val="20"/>
+        </w:rPr>
+        <w:t xml:space="preserve">• </w:t>
+      </w:r>
+      <w:r>
+        <w:rPr>
+          <w:rFonts w:ascii="Arial" w:cs="Arial" w:eastAsia="Arial" w:hAnsi="Arial"/>
+          <w:sz w:val="20"/>
+          <w:szCs w:val="20"/>
+        </w:rPr>
+        <w:t xml:space="preserve">Easy to test each part</w:t>
+      </w:r>
+    </w:p>
+    <w:p>
+      <w:pPr>
+        <w:spacing w:after="60"/>
+        <w:ind w:left="360"/>
+      </w:pPr>
+      <w:r>
+        <w:rPr>
+          <w:rFonts w:ascii="Arial" w:cs="Arial" w:eastAsia="Arial" w:hAnsi="Arial"/>
+          <w:sz w:val="20"/>
+          <w:szCs w:val="20"/>
+        </w:rPr>
+        <w:t xml:space="preserve">• </w:t>
+      </w:r>
+      <w:r>
+        <w:rPr>
+          <w:rFonts w:ascii="Arial" w:cs="Arial" w:eastAsia="Arial" w:hAnsi="Arial"/>
+          <w:sz w:val="20"/>
+          <w:szCs w:val="20"/>
+        </w:rPr>
+        <w:t xml:space="preserve">[ ] Each function has a single, clear purpose</w:t>
+      </w:r>
+    </w:p>
+    <w:p>
+      <w:pPr>
+        <w:spacing w:after="60"/>
+        <w:ind w:left="360"/>
+      </w:pPr>
+      <w:r>
+        <w:rPr>
+          <w:rFonts w:ascii="Arial" w:cs="Arial" w:eastAsia="Arial" w:hAnsi="Arial"/>
+          <w:sz w:val="20"/>
+          <w:szCs w:val="20"/>
+        </w:rPr>
+        <w:t xml:space="preserve">• </w:t>
+      </w:r>
+      <w:r>
+        <w:rPr>
+          <w:rFonts w:ascii="Arial" w:cs="Arial" w:eastAsia="Arial" w:hAnsi="Arial"/>
+          <w:sz w:val="20"/>
+          <w:szCs w:val="20"/>
+        </w:rPr>
+        <w:t xml:space="preserve">[ ] No unnecessary global variables</w:t>
+      </w:r>
+    </w:p>
+    <w:p>
+      <w:pPr>
+        <w:spacing w:after="60"/>
+        <w:ind w:left="360"/>
+      </w:pPr>
+      <w:r>
+        <w:rPr>
+          <w:rFonts w:ascii="Arial" w:cs="Arial" w:eastAsia="Arial" w:hAnsi="Arial"/>
+          <w:sz w:val="20"/>
+          <w:szCs w:val="20"/>
+        </w:rPr>
+        <w:t xml:space="preserve">• </w:t>
+      </w:r>
+      <w:r>
+        <w:rPr>
+          <w:rFonts w:ascii="Arial" w:cs="Arial" w:eastAsia="Arial" w:hAnsi="Arial"/>
+          <w:sz w:val="20"/>
+          <w:szCs w:val="20"/>
+        </w:rPr>
+        <w:t xml:space="preserve">[ ] Functions use parameters and return values</w:t>
+      </w:r>
+    </w:p>
+    <w:p>
+      <w:pPr>
+        <w:spacing w:after="60"/>
+        <w:ind w:left="360"/>
+      </w:pPr>
+      <w:r>
+        <w:rPr>
+          <w:rFonts w:ascii="Arial" w:cs="Arial" w:eastAsia="Arial" w:hAnsi="Arial"/>
+          <w:sz w:val="20"/>
+          <w:szCs w:val="20"/>
+        </w:rPr>
+        <w:t xml:space="preserve">• </w:t>
+      </w:r>
+      <w:r>
+        <w:rPr>
+          <w:rFonts w:ascii="Arial" w:cs="Arial" w:eastAsia="Arial" w:hAnsi="Arial"/>
+          <w:sz w:val="20"/>
+          <w:szCs w:val="20"/>
+        </w:rPr>
+        <w:t xml:space="preserve">[ ] One function can be tested independently</w:t>
+      </w:r>
+    </w:p>
+    <w:p>
+      <w:pPr>
+        <w:spacing w:after="60"/>
+        <w:ind w:left="360"/>
+      </w:pPr>
+      <w:r>
+        <w:rPr>
+          <w:rFonts w:ascii="Arial" w:cs="Arial" w:eastAsia="Arial" w:hAnsi="Arial"/>
+          <w:sz w:val="20"/>
+          <w:szCs w:val="20"/>
+        </w:rPr>
+        <w:t xml:space="preserve">• </w:t>
+      </w:r>
+      <w:r>
+        <w:rPr>
+          <w:rFonts w:ascii="Arial" w:cs="Arial" w:eastAsia="Arial" w:hAnsi="Arial"/>
+          <w:sz w:val="20"/>
+          <w:szCs w:val="20"/>
+        </w:rPr>
+        <w:t xml:space="preserve">[ ] main() reads like an outline of the program</w:t>
+      </w:r>
+    </w:p>
+    <w:p>
+      <w:pPr>
+        <w:spacing w:after="60"/>
+        <w:ind w:left="360"/>
+      </w:pPr>
+      <w:r>
+        <w:rPr>
+          <w:rFonts w:ascii="Arial" w:cs="Arial" w:eastAsia="Arial" w:hAnsi="Arial"/>
+          <w:sz w:val="20"/>
+          <w:szCs w:val="20"/>
+        </w:rPr>
+        <w:t xml:space="preserve">• </w:t>
+      </w:r>
+      <w:r>
+        <w:rPr>
+          <w:rFonts w:ascii="Arial" w:cs="Arial" w:eastAsia="Arial" w:hAnsi="Arial"/>
+          <w:sz w:val="20"/>
+          <w:szCs w:val="20"/>
+        </w:rPr>
+        <w:t xml:space="preserve">[ ] No function is longer than 20 lines</w:t>
+      </w:r>
+    </w:p>
+    <w:p>
+      <w:pPr>
+        <w:spacing w:after="60"/>
+      </w:pPr>
+      <w:r>
+        <w:rPr>
+          <w:rFonts w:ascii="Arial" w:cs="Arial" w:eastAsia="Arial" w:hAnsi="Arial"/>
+          <w:sz w:val="20"/>
+          <w:szCs w:val="20"/>
+        </w:rPr>
+        <w:t xml:space="preserve">Day 119 is the Unit 5 Assessment. It will test:</w:t>
+      </w:r>
+    </w:p>
+    <w:p>
+      <w:pPr>
+        <w:spacing w:after="60"/>
+        <w:ind w:left="360"/>
+      </w:pPr>
+      <w:r>
+        <w:rPr>
+          <w:rFonts w:ascii="Arial" w:cs="Arial" w:eastAsia="Arial" w:hAnsi="Arial"/>
+          <w:sz w:val="20"/>
+          <w:szCs w:val="20"/>
+        </w:rPr>
+        <w:t xml:space="preserve">• </w:t>
+      </w:r>
+      <w:r>
+        <w:rPr>
+          <w:rFonts w:ascii="Arial" w:cs="Arial" w:eastAsia="Arial" w:hAnsi="Arial"/>
+          <w:sz w:val="20"/>
+          <w:szCs w:val="20"/>
+        </w:rPr>
+        <w:t xml:space="preserve">Function definition and calling</w:t>
+      </w:r>
+    </w:p>
+    <w:p>
+      <w:pPr>
+        <w:spacing w:after="60"/>
+        <w:ind w:left="360"/>
+      </w:pPr>
+      <w:r>
+        <w:rPr>
+          <w:rFonts w:ascii="Arial" w:cs="Arial" w:eastAsia="Arial" w:hAnsi="Arial"/>
+          <w:sz w:val="20"/>
+          <w:szCs w:val="20"/>
+        </w:rPr>
+        <w:t xml:space="preserve">• </w:t>
+      </w:r>
+      <w:r>
+        <w:rPr>
+          <w:rFonts w:ascii="Arial" w:cs="Arial" w:eastAsia="Arial" w:hAnsi="Arial"/>
+          <w:sz w:val="20"/>
+          <w:szCs w:val="20"/>
+        </w:rPr>
+        <w:t xml:space="preserve">Parameters and arguments</w:t>
+      </w:r>
+    </w:p>
+    <w:p>
+      <w:pPr>
+        <w:spacing w:after="60"/>
+        <w:ind w:left="360"/>
+      </w:pPr>
+      <w:r>
+        <w:rPr>
+          <w:rFonts w:ascii="Arial" w:cs="Arial" w:eastAsia="Arial" w:hAnsi="Arial"/>
+          <w:sz w:val="20"/>
+          <w:szCs w:val="20"/>
+        </w:rPr>
+        <w:t xml:space="preserve">• </w:t>
+      </w:r>
+      <w:r>
+        <w:rPr>
+          <w:rFonts w:ascii="Arial" w:cs="Arial" w:eastAsia="Arial" w:hAnsi="Arial"/>
+          <w:sz w:val="20"/>
+          <w:szCs w:val="20"/>
+        </w:rPr>
+        <w:t xml:space="preserve">Return values</w:t>
+      </w:r>
+    </w:p>
+    <w:p>
+      <w:pPr>
+        <w:spacing w:after="60"/>
+        <w:ind w:left="360"/>
+      </w:pPr>
+      <w:r>
+        <w:rPr>
+          <w:rFonts w:ascii="Arial" w:cs="Arial" w:eastAsia="Arial" w:hAnsi="Arial"/>
+          <w:sz w:val="20"/>
+          <w:szCs w:val="20"/>
+        </w:rPr>
+        <w:t xml:space="preserve">• </w:t>
+      </w:r>
+      <w:r>
+        <w:rPr>
+          <w:rFonts w:ascii="Arial" w:cs="Arial" w:eastAsia="Arial" w:hAnsi="Arial"/>
+          <w:sz w:val="20"/>
+          <w:szCs w:val="20"/>
+        </w:rPr>
+        <w:t xml:space="preserve">Scope</w:t>
+      </w:r>
+    </w:p>
+    <w:p>
+      <w:pPr>
+        <w:spacing w:after="60"/>
+        <w:ind w:left="360"/>
+      </w:pPr>
+      <w:r>
+        <w:rPr>
+          <w:rFonts w:ascii="Arial" w:cs="Arial" w:eastAsia="Arial" w:hAnsi="Arial"/>
+          <w:sz w:val="20"/>
+          <w:szCs w:val="20"/>
+        </w:rPr>
+        <w:t xml:space="preserve">• </w:t>
+      </w:r>
+      <w:r>
+        <w:rPr>
+          <w:rFonts w:ascii="Arial" w:cs="Arial" w:eastAsia="Arial" w:hAnsi="Arial"/>
+          <w:sz w:val="20"/>
+          <w:szCs w:val="20"/>
+        </w:rPr>
+        <w:t xml:space="preserve">Function composition</w:t>
+      </w:r>
+    </w:p>
+    <w:p>
+      <w:pPr>
+        <w:spacing w:after="60"/>
+        <w:ind w:left="360"/>
+      </w:pPr>
+      <w:r>
+        <w:rPr>
+          <w:rFonts w:ascii="Arial" w:cs="Arial" w:eastAsia="Arial" w:hAnsi="Arial"/>
+          <w:sz w:val="20"/>
+          <w:szCs w:val="20"/>
+        </w:rPr>
+        <w:t xml:space="preserve">• </w:t>
+      </w:r>
+      <w:r>
+        <w:rPr>
+          <w:rFonts w:ascii="Arial" w:cs="Arial" w:eastAsia="Arial" w:hAnsi="Arial"/>
+          <w:sz w:val="20"/>
+          <w:szCs w:val="20"/>
+        </w:rPr>
+        <w:t xml:space="preserve">Modular design</w:t>
+      </w:r>
+    </w:p>
+    <w:p>
+      <w:pPr>
+        <w:spacing w:after="60"/>
+        <w:ind w:left="360"/>
+      </w:pPr>
+      <w:r>
+        <w:rPr>
+          <w:rFonts w:ascii="Arial" w:cs="Arial" w:eastAsia="Arial" w:hAnsi="Arial"/>
+          <w:sz w:val="20"/>
+          <w:szCs w:val="20"/>
+        </w:rPr>
+        <w:t xml:space="preserve">• </w:t>
+      </w:r>
+      <w:r>
+        <w:rPr>
+          <w:rFonts w:ascii="Arial" w:cs="Arial" w:eastAsia="Arial" w:hAnsi="Arial"/>
+          <w:sz w:val="20"/>
+          <w:szCs w:val="20"/>
+        </w:rPr>
+        <w:t xml:space="preserve">See [Unit Practice](../UnitPractice.md) for 25 problems</w:t>
+      </w:r>
+    </w:p>
+    <w:p>
+      <w:pPr>
+        <w:spacing w:after="60"/>
+        <w:ind w:left="360"/>
+      </w:pPr>
+      <w:r>
+        <w:rPr>
+          <w:rFonts w:ascii="Arial" w:cs="Arial" w:eastAsia="Arial" w:hAnsi="Arial"/>
+          <w:sz w:val="20"/>
+          <w:szCs w:val="20"/>
+        </w:rPr>
+        <w:t xml:space="preserve">• </w:t>
+      </w:r>
+      <w:r>
+        <w:rPr>
+          <w:rFonts w:ascii="Arial" w:cs="Arial" w:eastAsia="Arial" w:hAnsi="Arial"/>
+          <w:sz w:val="20"/>
+          <w:szCs w:val="20"/>
+        </w:rPr>
+        <w:t xml:space="preserve">See [Reference Guide](../ReferenceGuide.md) for syntax and patterns</w:t>
+      </w:r>
+    </w:p>
+    <w:p>
+      <w:pPr>
+        <w:spacing w:after="60"/>
+        <w:ind w:left="360"/>
+      </w:pPr>
+      <w:r>
+        <w:rPr>
+          <w:rFonts w:ascii="Arial" w:cs="Arial" w:eastAsia="Arial" w:hAnsi="Arial"/>
+          <w:sz w:val="20"/>
+          <w:szCs w:val="20"/>
+        </w:rPr>
+        <w:t xml:space="preserve">• </w:t>
+      </w:r>
+      <w:r>
+        <w:rPr>
+          <w:rFonts w:ascii="Arial" w:cs="Arial" w:eastAsia="Arial" w:hAnsi="Arial"/>
+          <w:sz w:val="20"/>
+          <w:szCs w:val="20"/>
+        </w:rPr>
+        <w:t xml:space="preserve">Review your mini-project code</w:t>
       </w:r>
     </w:p>
     <w:p>
@@ -3426,7 +4343,7 @@
           <w:sz w:val="20"/>
           <w:szCs w:val="20"/>
         </w:rPr>
-        <w:t xml:space="preserve">Identify Design Issues Read this code and identify problems: Problems: 1. What's wrong with using global? 2. How would you redesign this to avoid global? ### Review Checklist Before assessment, can you: - [ ] Explain the difference between local and global variables - [ ] Predict what a function wil</w:t>
+        <w:t xml:space="preserve">Identify Design Issues Read this code and identify problems: Problems: 1. What's wrong with using global? 2. How would you redesign this to avoid global?</w:t>
       </w:r>
     </w:p>
     <w:p>
